--- a/tests/org.obeonetwork.m2doc.tests/resources/template-extend/withStaticImage/withStaticImage-template.docx
+++ b/tests/org.obeonetwork.m2doc.tests/resources/template-extend/withStaticImage/withStaticImage-template.docx
@@ -27,19 +27,7 @@
         <w:rPr>
           <w:lang w:val="en-US"/>
         </w:rPr>
-        <w:t>{m: (name + '</w:t>
-      </w:r>
-      <w:r>
-        <w:rPr>
-          <w:lang w:val="en-US"/>
-        </w:rPr>
-        <w:t>_</w:t>
-      </w:r>
-      <w:r>
-        <w:rPr>
-          <w:lang w:val="en-US"/>
-        </w:rPr>
-        <w:t>override.gif').super:myTemplate()}</w:t>
+        <w:t>{m: (name + '_override.gif').super:myTemplate()}</w:t>
       </w:r>
     </w:p>
     <w:p>
